--- a/docs/present script.docx
+++ b/docs/present script.docx
@@ -817,7 +817,7 @@
           <w:szCs w:val="26"/>
           <w:lang w:val="vi-VN"/>
         </w:rPr>
-        <w:t xml:space="preserve">tính năng search khác, nơi chúng ta dựa vào sự tương đồng ngữ nghĩa giữa input người dùng nhập vào và mô tả </w:t>
+        <w:t xml:space="preserve">tính năng search khác, nơi chúng ta dựa vào sự tương đồng ngữ nghĩa giữa input người dùng và mô tả </w:t>
       </w:r>
       <w:r>
         <w:rPr>

--- a/docs/present script.docx
+++ b/docs/present script.docx
@@ -581,6 +581,34 @@
           <w:szCs w:val="26"/>
           <w:lang w:val="vi-VN"/>
         </w:rPr>
+        <w:t xml:space="preserve">Khi cảm thấy hứng thú với sản phẩm nào, bạn có thể ấn vào nó. Các thông tin quan trọng như tên, giá miêu tả sản phẩm sẽ được hiện ra ở trang riêng, khi ấn nút quay lại sẽ trở về trang trước đó. Nó sẽ giữ </w:t>
+      </w:r>
+      <w:r>
+        <w:rPr>
+          <w:rFonts w:ascii="Times New Roman" w:hAnsi="Times New Roman" w:cs="Times New Roman"/>
+          <w:sz w:val="26"/>
+          <w:szCs w:val="26"/>
+          <w:lang w:val="vi-VN"/>
+        </w:rPr>
+        <w:t xml:space="preserve">được cả kết quả tìm kiếm </w:t>
+      </w:r>
+    </w:p>
+    <w:p>
+      <w:pPr>
+        <w:rPr>
+          <w:rFonts w:ascii="Times New Roman" w:hAnsi="Times New Roman" w:cs="Times New Roman"/>
+          <w:sz w:val="26"/>
+          <w:szCs w:val="26"/>
+          <w:lang w:val="vi-VN"/>
+        </w:rPr>
+      </w:pPr>
+      <w:r>
+        <w:rPr>
+          <w:rFonts w:ascii="Times New Roman" w:hAnsi="Times New Roman" w:cs="Times New Roman"/>
+          <w:sz w:val="26"/>
+          <w:szCs w:val="26"/>
+          <w:lang w:val="vi-VN"/>
+        </w:rPr>
         <w:t>Để tìm hiểu sâu hơn về từng chế độ tìm kiếm, [người tiếp theo] sẽ giới thiệu cho các bạn</w:t>
       </w:r>
     </w:p>
@@ -625,6 +653,7 @@
           <w:highlight w:val="yellow"/>
           <w:lang w:val="vi-VN"/>
         </w:rPr>
+        <w:lastRenderedPageBreak/>
         <w:t>Aduong</w:t>
       </w:r>
     </w:p>
@@ -668,7 +697,6 @@
           <w:szCs w:val="26"/>
           <w:lang w:val="vi-VN"/>
         </w:rPr>
-        <w:lastRenderedPageBreak/>
         <w:t xml:space="preserve">Đầu tiên chúng mình sẽ tìm hiểu chế độ search cơ bản nhất: SQL search, hoặc nói theo cách khác đấy là tìm theo keyword. Chế độ này sẽ tìm xem trong database postgre có cụm từ được nhập vào hay không và trả về kết quả tương ứng. </w:t>
       </w:r>
       <w:r>
@@ -1137,6 +1165,7 @@
           <w:szCs w:val="26"/>
           <w:lang w:val="vi-VN"/>
         </w:rPr>
+        <w:lastRenderedPageBreak/>
         <w:t>ồ, hủy diệt à, thế thì hãy thử tìm vũ khí hủy diệt xem nhá.</w:t>
       </w:r>
     </w:p>
@@ -1192,17 +1221,7 @@
           <w:szCs w:val="26"/>
           <w:lang w:val="vi-VN"/>
         </w:rPr>
-        <w:t xml:space="preserve"> tinh </w:t>
-      </w:r>
-      <w:r>
-        <w:rPr>
-          <w:rFonts w:ascii="Times New Roman" w:hAnsi="Times New Roman" w:cs="Times New Roman"/>
-          <w:sz w:val="26"/>
-          <w:szCs w:val="26"/>
-          <w:lang w:val="vi-VN"/>
-        </w:rPr>
-        <w:lastRenderedPageBreak/>
-        <w:t>tế</w:t>
+        <w:t xml:space="preserve"> tinh tế</w:t>
       </w:r>
       <w:r>
         <w:rPr>
@@ -1738,6 +1757,7 @@
           <w:szCs w:val="26"/>
           <w:lang w:val="vi-VN"/>
         </w:rPr>
+        <w:lastRenderedPageBreak/>
         <w:t>Khi mình tìm tai nghe chụp đầu</w:t>
       </w:r>
       <w:r>
@@ -1774,17 +1794,7 @@
           <w:szCs w:val="26"/>
           <w:lang w:val="vi-VN"/>
         </w:rPr>
-        <w:t xml:space="preserve">Giúp bạn dễ dàng hơn trong việc tìm </w:t>
-      </w:r>
-      <w:r>
-        <w:rPr>
-          <w:rFonts w:ascii="Times New Roman" w:hAnsi="Times New Roman" w:cs="Times New Roman"/>
-          <w:sz w:val="26"/>
-          <w:szCs w:val="26"/>
-          <w:lang w:val="vi-VN"/>
-        </w:rPr>
-        <w:lastRenderedPageBreak/>
-        <w:t>kiếm sản phẩm</w:t>
+        <w:t>Giúp bạn dễ dàng hơn trong việc tìm kiếm sản phẩm</w:t>
       </w:r>
       <w:r>
         <w:rPr>
